--- a/诉讼文书模板/1-民事起诉状模板.docx
+++ b/诉讼文书模板/1-民事起诉状模板.docx
@@ -37,21 +37,7 @@
         <w:rPr>
           <w:rFonts w:hint="eastAsia"/>
         </w:rPr>
-        <w:t>，法定代表人：顾敏，职务：董事长，住所地：广东省深圳市南山区南山街道</w:t>
-      </w:r>
-      <w:proofErr w:type="gramStart"/>
-      <w:r>
-        <w:rPr>
-          <w:rFonts w:hint="eastAsia"/>
-        </w:rPr>
-        <w:t>桂湾社区金</w:t>
-      </w:r>
-      <w:proofErr w:type="gramEnd"/>
-      <w:r>
-        <w:rPr>
-          <w:rFonts w:hint="eastAsia"/>
-        </w:rPr>
-        <w:t>岗街</w:t>
+        <w:t>，法定代表人：顾敏，职务：董事长，住所地：广东省深圳市南山区南山街道桂湾社区金岗街</w:t>
       </w:r>
       <w:r>
         <w:rPr>
@@ -289,21 +275,48 @@
         <w:t>元为基数，按年利率</w:t>
       </w:r>
       <w:r>
-        <w:rPr>
-          <w:rFonts w:hint="eastAsia"/>
-        </w:rPr>
-        <w:t>{</w:t>
-      </w:r>
-      <w:r>
-        <w:t>principal_rate1</w:t>
-      </w:r>
-      <w:r>
-        <w:rPr>
-          <w:rFonts w:hint="eastAsia"/>
-        </w:rPr>
+        <w:t>{penalty_cutoff1}</w:t>
+      </w:r>
+      <w:r>
+        <w:t>的标准</w:t>
+      </w:r>
+      <w:r>
+        <w:rPr>
+          <w:rFonts w:hint="eastAsia"/>
+        </w:rPr>
+        <w:t>；</w:t>
+      </w:r>
+      <w:r>
+        <w:t>以</w:t>
+      </w:r>
+      <w:r>
+        <w:t>{principal</w:t>
+      </w:r>
+      <w:r>
+        <w:rPr>
+          <w:rFonts w:hint="eastAsia"/>
+        </w:rPr>
+        <w:t>2</w:t>
+      </w:r>
+      <w:r>
         <w:t>}</w:t>
       </w:r>
       <w:r>
+        <w:t>元为基数，按年利率</w:t>
+      </w:r>
+      <w:r>
+        <w:t>{penalty_cutoff</w:t>
+      </w:r>
+      <w:r>
+        <w:rPr>
+          <w:rFonts w:hint="eastAsia"/>
+        </w:rPr>
+        <w:t>2</w:t>
+      </w:r>
+      <w:r>
+        <w:t>}</w:t>
+      </w:r>
+      <w:r>
         <w:t>的标准</w:t>
       </w:r>
       <w:r>
@@ -322,7 +335,7 @@
         <w:rPr>
           <w:rFonts w:hint="eastAsia"/>
         </w:rPr>
-        <w:t>2</w:t>
+        <w:t>3</w:t>
       </w:r>
       <w:r>
         <w:t>}</w:t>
@@ -331,34 +344,7 @@
         <w:t>元为基数，按年利率</w:t>
       </w:r>
       <w:r>
-        <w:rPr>
-          <w:rFonts w:hint="eastAsia"/>
-        </w:rPr>
-        <w:t>{</w:t>
-      </w:r>
-      <w:r>
-        <w:t>principal_rate</w:t>
-      </w:r>
-      <w:r>
-        <w:rPr>
-          <w:rFonts w:hint="eastAsia"/>
-        </w:rPr>
-        <w:t>2}</w:t>
-      </w:r>
-      <w:r>
-        <w:t>的标准</w:t>
-      </w:r>
-      <w:r>
-        <w:rPr>
-          <w:rFonts w:hint="eastAsia"/>
-        </w:rPr>
-        <w:t>；</w:t>
-      </w:r>
-      <w:r>
-        <w:t>以</w:t>
-      </w:r>
-      <w:r>
-        <w:t>{principal</w:t>
+        <w:t>{penalty_cutoff</w:t>
       </w:r>
       <w:r>
         <w:rPr>
@@ -368,24 +354,6 @@
       </w:r>
       <w:r>
         <w:t>}</w:t>
-      </w:r>
-      <w:r>
-        <w:t>元为基数，按年利率</w:t>
-      </w:r>
-      <w:r>
-        <w:rPr>
-          <w:rFonts w:hint="eastAsia"/>
-        </w:rPr>
-        <w:t>{</w:t>
-      </w:r>
-      <w:r>
-        <w:t>principal_rate</w:t>
-      </w:r>
-      <w:r>
-        <w:rPr>
-          <w:rFonts w:hint="eastAsia"/>
-        </w:rPr>
-        <w:t>3}</w:t>
       </w:r>
       <w:r>
         <w:t>的标准</w:t>
@@ -858,15 +826,7 @@
         <w:t>{company_abbr}</w:t>
       </w:r>
       <w:r>
-        <w:t>的股东，</w:t>
-      </w:r>
-      <w:proofErr w:type="gramStart"/>
-      <w:r>
-        <w:t>作出</w:t>
-      </w:r>
-      <w:proofErr w:type="gramEnd"/>
-      <w:r>
-        <w:t>虚假承诺骗取公司登记机关办理法人注销登记，</w:t>
+        <w:t>的股东，作出虚假承诺骗取公司登记机关办理法人注销登记，</w:t>
       </w:r>
       <w:r>
         <w:rPr>
@@ -881,15 +841,7 @@
         <w:t>故</w:t>
       </w:r>
       <w:r>
-        <w:t>均</w:t>
-      </w:r>
-      <w:proofErr w:type="gramStart"/>
-      <w:r>
-        <w:t>应对案涉</w:t>
-      </w:r>
-      <w:proofErr w:type="gramEnd"/>
-      <w:r>
-        <w:t>债务承担赔偿责任。被告住所地为</w:t>
+        <w:t>均应对案涉债务承担赔偿责任。被告住所地为</w:t>
       </w:r>
       <w:r>
         <w:t>{def1_addr}</w:t>

--- a/诉讼文书模板/1-民事起诉状模板.docx
+++ b/诉讼文书模板/1-民事起诉状模板.docx
@@ -37,7 +37,21 @@
         <w:rPr>
           <w:rFonts w:hint="eastAsia"/>
         </w:rPr>
-        <w:t>，法定代表人：顾敏，职务：董事长，住所地：广东省深圳市南山区南山街道桂湾社区金岗街</w:t>
+        <w:t>，法定代表人：顾敏，职务：董事长，住所地：广东省深圳市南山区南山街道</w:t>
+      </w:r>
+      <w:proofErr w:type="gramStart"/>
+      <w:r>
+        <w:rPr>
+          <w:rFonts w:hint="eastAsia"/>
+        </w:rPr>
+        <w:t>桂湾社区金</w:t>
+      </w:r>
+      <w:proofErr w:type="gramEnd"/>
+      <w:r>
+        <w:rPr>
+          <w:rFonts w:hint="eastAsia"/>
+        </w:rPr>
+        <w:t>岗街</w:t>
       </w:r>
       <w:r>
         <w:rPr>
@@ -66,102 +80,734 @@
     </w:p>
     <w:p>
       <w:pPr>
+        <w:ind w:firstLine="562"/>
+        <w:rPr>
+          <w:b/>
+          <w:bCs/>
+        </w:rPr>
+      </w:pPr>
+      <w:r>
+        <w:rPr>
+          <w:b/>
+          <w:bCs/>
+        </w:rPr>
+        <w:t>被告：</w:t>
+      </w:r>
+      <w:r>
+        <w:rPr>
+          <w:b/>
+          <w:bCs/>
+        </w:rPr>
+        <w:t>{def1_name}</w:t>
+      </w:r>
+      <w:r>
+        <w:rPr>
+          <w:b/>
+          <w:bCs/>
+        </w:rPr>
+        <w:t>，</w:t>
+      </w:r>
+      <w:r>
+        <w:rPr>
+          <w:b/>
+          <w:bCs/>
+        </w:rPr>
+        <w:t>{def1_gender}</w:t>
+      </w:r>
+      <w:r>
+        <w:rPr>
+          <w:b/>
+          <w:bCs/>
+        </w:rPr>
+        <w:t>，</w:t>
+      </w:r>
+      <w:r>
+        <w:rPr>
+          <w:b/>
+          <w:bCs/>
+        </w:rPr>
+        <w:t>{def1_nation}</w:t>
+      </w:r>
+      <w:r>
+        <w:rPr>
+          <w:rFonts w:hint="eastAsia"/>
+          <w:b/>
+          <w:bCs/>
+        </w:rPr>
+        <w:t>族</w:t>
+      </w:r>
+      <w:r>
+        <w:rPr>
+          <w:b/>
+          <w:bCs/>
+        </w:rPr>
+        <w:t>，身份证号码：</w:t>
+      </w:r>
+      <w:r>
+        <w:rPr>
+          <w:b/>
+          <w:bCs/>
+        </w:rPr>
+        <w:t>{def1_id}</w:t>
+      </w:r>
+      <w:r>
+        <w:rPr>
+          <w:b/>
+          <w:bCs/>
+        </w:rPr>
+        <w:t>，住址：</w:t>
+      </w:r>
+      <w:r>
+        <w:rPr>
+          <w:b/>
+          <w:bCs/>
+        </w:rPr>
+        <w:t>{def1_addr}</w:t>
+      </w:r>
+      <w:r>
+        <w:rPr>
+          <w:b/>
+          <w:bCs/>
+        </w:rPr>
+        <w:t>，电话：</w:t>
+      </w:r>
+      <w:r>
+        <w:rPr>
+          <w:b/>
+          <w:bCs/>
+        </w:rPr>
+        <w:t>{def1_tel}</w:t>
+      </w:r>
+      <w:r>
+        <w:rPr>
+          <w:b/>
+          <w:bCs/>
+        </w:rPr>
+        <w:t>。</w:t>
+      </w:r>
+    </w:p>
+    <w:p>
+      <w:pPr>
+        <w:ind w:firstLine="562"/>
+        <w:rPr>
+          <w:b/>
+          <w:bCs/>
+        </w:rPr>
+      </w:pPr>
+      <w:r>
+        <w:rPr>
+          <w:b/>
+          <w:bCs/>
+        </w:rPr>
+        <w:t>被告：</w:t>
+      </w:r>
+      <w:r>
+        <w:rPr>
+          <w:b/>
+          <w:bCs/>
+        </w:rPr>
+        <w:t>{def2_name}</w:t>
+      </w:r>
+      <w:r>
+        <w:rPr>
+          <w:b/>
+          <w:bCs/>
+        </w:rPr>
+        <w:t>，</w:t>
+      </w:r>
+      <w:r>
+        <w:rPr>
+          <w:b/>
+          <w:bCs/>
+        </w:rPr>
+        <w:t>{def2_gender}</w:t>
+      </w:r>
+      <w:r>
+        <w:rPr>
+          <w:b/>
+          <w:bCs/>
+        </w:rPr>
+        <w:t>，</w:t>
+      </w:r>
+      <w:r>
+        <w:rPr>
+          <w:b/>
+          <w:bCs/>
+        </w:rPr>
+        <w:t>{def2_nation}</w:t>
+      </w:r>
+      <w:r>
+        <w:rPr>
+          <w:rFonts w:hint="eastAsia"/>
+          <w:b/>
+          <w:bCs/>
+        </w:rPr>
+        <w:t>族</w:t>
+      </w:r>
+      <w:r>
+        <w:rPr>
+          <w:b/>
+          <w:bCs/>
+        </w:rPr>
+        <w:t>，身份证号码：</w:t>
+      </w:r>
+      <w:r>
+        <w:rPr>
+          <w:b/>
+          <w:bCs/>
+        </w:rPr>
+        <w:t>{def2_id}</w:t>
+      </w:r>
+      <w:r>
+        <w:rPr>
+          <w:b/>
+          <w:bCs/>
+        </w:rPr>
+        <w:t>，住址：</w:t>
+      </w:r>
+      <w:r>
+        <w:rPr>
+          <w:b/>
+          <w:bCs/>
+        </w:rPr>
+        <w:t>{def2_addr}</w:t>
+      </w:r>
+      <w:r>
+        <w:rPr>
+          <w:b/>
+          <w:bCs/>
+        </w:rPr>
+        <w:t>，电话：</w:t>
+      </w:r>
+      <w:r>
+        <w:rPr>
+          <w:b/>
+          <w:bCs/>
+        </w:rPr>
+        <w:t>{def2_tel}</w:t>
+      </w:r>
+      <w:r>
+        <w:rPr>
+          <w:b/>
+          <w:bCs/>
+        </w:rPr>
+        <w:t>。</w:t>
+      </w:r>
+    </w:p>
+    <w:p>
+      <w:pPr>
         <w:ind w:firstLine="560"/>
       </w:pPr>
       <w:r>
-        <w:t>被告：</w:t>
-      </w:r>
-      <w:r>
-        <w:t>{def1_name}</w:t>
-      </w:r>
-      <w:r>
+        <w:t>案由：</w:t>
+      </w:r>
+      <w:r>
+        <w:t>{case_reason}</w:t>
+      </w:r>
+    </w:p>
+    <w:p>
+      <w:pPr>
+        <w:pStyle w:val="1"/>
+      </w:pPr>
+      <w:r>
+        <w:t>诉讼请求</w:t>
+      </w:r>
+    </w:p>
+    <w:p>
+      <w:pPr>
+        <w:ind w:firstLine="560"/>
+      </w:pPr>
+      <w:r>
+        <w:t>1</w:t>
+      </w:r>
+      <w:r>
+        <w:t>、请求判令</w:t>
+      </w:r>
+      <w:r>
+        <w:t>{def}</w:t>
+      </w:r>
+      <w:r>
+        <w:t>共同赔偿给原告借款本金</w:t>
+      </w:r>
+      <w:r>
+        <w:t>{principal}</w:t>
+      </w:r>
+      <w:r>
+        <w:t>元、利息</w:t>
+      </w:r>
+      <w:r>
+        <w:t>{interest}</w:t>
+      </w:r>
+      <w:r>
+        <w:t>元及罚息（截至</w:t>
+      </w:r>
+      <w:r>
+        <w:rPr>
+          <w:rFonts w:hint="eastAsia"/>
+        </w:rPr>
+        <w:t>2026</w:t>
+      </w:r>
+      <w:r>
+        <w:rPr>
+          <w:rFonts w:hint="eastAsia"/>
+        </w:rPr>
+        <w:t>年</w:t>
+      </w:r>
+      <w:r>
+        <w:rPr>
+          <w:rFonts w:hint="eastAsia"/>
+        </w:rPr>
+        <w:t>3</w:t>
+      </w:r>
+      <w:r>
+        <w:rPr>
+          <w:rFonts w:hint="eastAsia"/>
+        </w:rPr>
+        <w:t>月</w:t>
+      </w:r>
+      <w:r>
+        <w:rPr>
+          <w:rFonts w:hint="eastAsia"/>
+        </w:rPr>
+        <w:t>3</w:t>
+      </w:r>
+      <w:r>
+        <w:rPr>
+          <w:rFonts w:hint="eastAsia"/>
+        </w:rPr>
+        <w:t>日</w:t>
+      </w:r>
+      <w:r>
+        <w:t>的罚息为</w:t>
+      </w:r>
+      <w:r>
+        <w:t>{penalty_cutoff}</w:t>
+      </w:r>
+      <w:r>
+        <w:t>元，</w:t>
+      </w:r>
+      <w:r>
+        <w:t>此后的罚息</w:t>
+      </w:r>
+      <w:r>
+        <w:t>{penalty_text}</w:t>
+      </w:r>
+      <w:r>
+        <w:rPr>
+          <w:rFonts w:hint="eastAsia"/>
+        </w:rPr>
         <w:t>，</w:t>
       </w:r>
       <w:r>
-        <w:t>{def1_gender}</w:t>
+        <w:t>从</w:t>
+      </w:r>
+      <w:r>
+        <w:rPr>
+          <w:rFonts w:hint="eastAsia"/>
+        </w:rPr>
+        <w:t>2026</w:t>
+      </w:r>
+      <w:r>
+        <w:rPr>
+          <w:rFonts w:hint="eastAsia"/>
+        </w:rPr>
+        <w:t>年</w:t>
+      </w:r>
+      <w:r>
+        <w:rPr>
+          <w:rFonts w:hint="eastAsia"/>
+        </w:rPr>
+        <w:t>3</w:t>
+      </w:r>
+      <w:r>
+        <w:rPr>
+          <w:rFonts w:hint="eastAsia"/>
+        </w:rPr>
+        <w:t>月</w:t>
+      </w:r>
+      <w:r>
+        <w:rPr>
+          <w:rFonts w:hint="eastAsia"/>
+        </w:rPr>
+        <w:t>4</w:t>
+      </w:r>
+      <w:r>
+        <w:rPr>
+          <w:rFonts w:hint="eastAsia"/>
+        </w:rPr>
+        <w:t>日</w:t>
+      </w:r>
+      <w:r>
+        <w:t>起计算至实际清偿之日止）</w:t>
+      </w:r>
+      <w:r>
+        <w:t>；</w:t>
+      </w:r>
+    </w:p>
+    <w:p>
+      <w:pPr>
+        <w:ind w:firstLine="560"/>
+      </w:pPr>
+      <w:r>
+        <w:t>2</w:t>
+      </w:r>
+      <w:r>
+        <w:t>、请求判令本案诉讼费、保全费由</w:t>
+      </w:r>
+      <w:r>
+        <w:t>{def}</w:t>
+      </w:r>
+      <w:r>
+        <w:t>承担。</w:t>
+      </w:r>
+    </w:p>
+    <w:p>
+      <w:pPr>
+        <w:pStyle w:val="1"/>
+      </w:pPr>
+      <w:r>
+        <w:t>事实和理由</w:t>
+      </w:r>
+    </w:p>
+    <w:p>
+      <w:pPr>
+        <w:ind w:firstLine="560"/>
+      </w:pPr>
+      <w:r>
+        <w:t>{target_company}</w:t>
+      </w:r>
+      <w:r>
+        <w:t>（以下简称</w:t>
+      </w:r>
+      <w:r>
+        <w:t>{company_abbr}</w:t>
+      </w:r>
+      <w:r>
+        <w:t>）于</w:t>
+      </w:r>
+      <w:r>
+        <w:t>{company_establish}</w:t>
+      </w:r>
+      <w:r>
+        <w:t>成立，注册资本</w:t>
+      </w:r>
+      <w:r>
+        <w:t>{company_capital}</w:t>
+      </w:r>
+      <w:r>
+        <w:t>，住所地位于</w:t>
+      </w:r>
+      <w:r>
+        <w:t>{company_addr}</w:t>
+      </w:r>
+      <w:r>
+        <w:t>，登记机关为</w:t>
+      </w:r>
+      <w:r>
+        <w:t>{company_reg}</w:t>
+      </w:r>
+      <w:r>
+        <w:t>。</w:t>
+      </w:r>
+      <w:r>
+        <w:t>{def}</w:t>
+      </w:r>
+      <w:r>
+        <w:t>系</w:t>
+      </w:r>
+      <w:r>
+        <w:t>{company_abbr}</w:t>
+      </w:r>
+      <w:r>
+        <w:t>股东，分别持股</w:t>
+      </w:r>
+      <w:r>
+        <w:t>{def1_share}</w:t>
+      </w:r>
+      <w:r>
+        <w:t>、</w:t>
+      </w:r>
+      <w:r>
+        <w:t>{def2_share}</w:t>
       </w:r>
       <w:r>
         <w:t>，</w:t>
       </w:r>
       <w:r>
-        <w:t>{def1_nation}</w:t>
-      </w:r>
-      <w:r>
-        <w:rPr>
-          <w:rFonts w:hint="eastAsia"/>
-        </w:rPr>
-        <w:t>族</w:t>
-      </w:r>
-      <w:r>
-        <w:t>，身份证号码：</w:t>
-      </w:r>
-      <w:r>
-        <w:t>{def1_id}</w:t>
-      </w:r>
-      <w:r>
-        <w:t>，住址：</w:t>
-      </w:r>
-      <w:r>
-        <w:t>{def1_addr}</w:t>
-      </w:r>
-      <w:r>
-        <w:t>，电话：</w:t>
-      </w:r>
-      <w:r>
-        <w:t>{def1_tel}</w:t>
+        <w:t>{capital_status}</w:t>
+      </w:r>
+      <w:r>
+        <w:t>，认缴出资日期为</w:t>
+      </w:r>
+      <w:r>
+        <w:t>{subscribe_date}</w:t>
       </w:r>
       <w:r>
         <w:t>。</w:t>
       </w:r>
+      <w:r>
+        <w:t>{company_cancel_approve}</w:t>
+      </w:r>
+      <w:r>
+        <w:t>，</w:t>
+      </w:r>
+      <w:r>
+        <w:t>{company_abbr}</w:t>
+      </w:r>
+      <w:r>
+        <w:rPr>
+          <w:rFonts w:hint="eastAsia"/>
+        </w:rPr>
+        <w:t>向</w:t>
+      </w:r>
+      <w:r>
+        <w:t>{company_reg}</w:t>
+      </w:r>
+      <w:r>
+        <w:t>申请注销登记，</w:t>
+      </w:r>
+      <w:r>
+        <w:t>{def}</w:t>
+      </w:r>
+      <w:r>
+        <w:t>提交了《</w:t>
+      </w:r>
+      <w:r>
+        <w:t>{cancel_doc}</w:t>
+      </w:r>
+      <w:r>
+        <w:t>》，承诺本企业在申请注销登记前已将债权债务清算完毕，不存</w:t>
+      </w:r>
+      <w:r>
+        <w:rPr>
+          <w:rFonts w:hint="eastAsia"/>
+        </w:rPr>
+        <w:t>在</w:t>
+      </w:r>
+      <w:r>
+        <w:t>未了结事务，清算工作已全面</w:t>
+      </w:r>
+      <w:r>
+        <w:lastRenderedPageBreak/>
+        <w:t>完结。</w:t>
+      </w:r>
+      <w:r>
+        <w:t>{company_reg}</w:t>
+      </w:r>
+      <w:r>
+        <w:t>于</w:t>
+      </w:r>
+      <w:r>
+        <w:t>{company_cancel_approve}</w:t>
+      </w:r>
+      <w:r>
+        <w:t>准予</w:t>
+      </w:r>
+      <w:r>
+        <w:t>{company_abbr}</w:t>
+      </w:r>
+      <w:r>
+        <w:t>注销登记。</w:t>
+      </w:r>
+      <w:r>
+        <w:t>{def}</w:t>
+      </w:r>
+      <w:r>
+        <w:t>在办理公司注销的过程中，未通知原告申报债权。</w:t>
+      </w:r>
     </w:p>
     <w:p>
       <w:pPr>
         <w:ind w:firstLine="560"/>
       </w:pPr>
       <w:r>
-        <w:t>被告：</w:t>
-      </w:r>
-      <w:r>
-        <w:t>{def2_name}</w:t>
-      </w:r>
-      <w:r>
-        <w:t>，</w:t>
-      </w:r>
-      <w:r>
-        <w:t>{def2_gender}</w:t>
-      </w:r>
-      <w:r>
-        <w:t>，</w:t>
-      </w:r>
-      <w:r>
-        <w:t>{def2_nation}</w:t>
-      </w:r>
-      <w:r>
-        <w:rPr>
-          <w:rFonts w:hint="eastAsia"/>
-        </w:rPr>
-        <w:t>族</w:t>
-      </w:r>
-      <w:r>
-        <w:t>，身份证号码：</w:t>
-      </w:r>
-      <w:r>
-        <w:t>{def2_id}</w:t>
-      </w:r>
-      <w:r>
-        <w:t>，住址：</w:t>
-      </w:r>
-      <w:r>
-        <w:t>{def2_addr}</w:t>
-      </w:r>
-      <w:r>
-        <w:t>，电话：</w:t>
-      </w:r>
-      <w:r>
-        <w:t>{def2_tel}</w:t>
-      </w:r>
-      <w:r>
-        <w:t>。</w:t>
+        <w:t>{loan_quota_date</w:t>
+      </w:r>
+      <w:r>
+        <w:rPr>
+          <w:rFonts w:hint="eastAsia"/>
+        </w:rPr>
+        <w:t>1</w:t>
+      </w:r>
+      <w:r>
+        <w:t>}</w:t>
+      </w:r>
+      <w:r>
+        <w:rPr>
+          <w:rFonts w:hint="eastAsia"/>
+        </w:rPr>
+        <w:t>、</w:t>
+      </w:r>
+      <w:r>
+        <w:t>{loan_quota_date</w:t>
+      </w:r>
+      <w:r>
+        <w:rPr>
+          <w:rFonts w:hint="eastAsia"/>
+        </w:rPr>
+        <w:t>2</w:t>
+      </w:r>
+      <w:r>
+        <w:t>}</w:t>
+      </w:r>
+      <w:r>
+        <w:t>，原告与</w:t>
+      </w:r>
+      <w:r>
+        <w:t>{company_abbr}</w:t>
+      </w:r>
+      <w:r>
+        <w:t>签订《借款额度合同》</w:t>
+      </w:r>
+      <w:r>
+        <w:rPr>
+          <w:rFonts w:hint="eastAsia"/>
+        </w:rPr>
+        <w:t>，共</w:t>
+      </w:r>
+      <w:r>
+        <w:t>{loan_quota</w:t>
+      </w:r>
+      <w:r>
+        <w:rPr>
+          <w:rFonts w:hint="eastAsia"/>
+        </w:rPr>
+        <w:t>_num}</w:t>
+      </w:r>
+      <w:r>
+        <w:rPr>
+          <w:rFonts w:hint="eastAsia"/>
+        </w:rPr>
+        <w:t>份</w:t>
+      </w:r>
+      <w:r>
+        <w:t>，约定原告为</w:t>
+      </w:r>
+      <w:r>
+        <w:t>{company_abbr}</w:t>
+      </w:r>
+      <w:r>
+        <w:t>提供借款。</w:t>
+      </w:r>
+      <w:r>
+        <w:rPr>
+          <w:rFonts w:hint="eastAsia"/>
+        </w:rPr>
+        <w:t>随后，</w:t>
+      </w:r>
+      <w:r>
+        <w:t>{company_abbr}</w:t>
+      </w:r>
+      <w:r>
+        <w:t>向原告借款并签订</w:t>
+      </w:r>
+      <w:r>
+        <w:t>{loan_contract_num}</w:t>
+      </w:r>
+      <w:r>
+        <w:t>份《借款</w:t>
+      </w:r>
+      <w:r>
+        <w:rPr>
+          <w:rFonts w:hint="eastAsia"/>
+        </w:rPr>
+        <w:t>借据</w:t>
+      </w:r>
+      <w:r>
+        <w:t>》，借款本金合计</w:t>
+      </w:r>
+      <w:r>
+        <w:t>{loan_total}</w:t>
+      </w:r>
+      <w:r>
+        <w:t>元，借款用途</w:t>
+      </w:r>
+      <w:r>
+        <w:rPr>
+          <w:rFonts w:hint="eastAsia"/>
+        </w:rPr>
+        <w:t>为企业流动资金周转</w:t>
+      </w:r>
+      <w:r>
+        <w:t>。原告已依约向</w:t>
+      </w:r>
+      <w:r>
+        <w:t>{company_abbr}</w:t>
+      </w:r>
+      <w:r>
+        <w:t>提供相应借款，并发放至公司</w:t>
+      </w:r>
+      <w:r>
+        <w:rPr>
+          <w:rFonts w:hint="eastAsia"/>
+        </w:rPr>
+        <w:t>银行</w:t>
+      </w:r>
+      <w:r>
+        <w:t>账户。</w:t>
+      </w:r>
+      <w:r>
+        <w:t>{company_abbr}</w:t>
+      </w:r>
+      <w:r>
+        <w:t>获取借款后未依约足额还款，截止至</w:t>
+      </w:r>
+      <w:r>
+        <w:rPr>
+          <w:rFonts w:hint="eastAsia"/>
+        </w:rPr>
+        <w:t>2026</w:t>
+      </w:r>
+      <w:r>
+        <w:rPr>
+          <w:rFonts w:hint="eastAsia"/>
+        </w:rPr>
+        <w:t>年</w:t>
+      </w:r>
+      <w:r>
+        <w:rPr>
+          <w:rFonts w:hint="eastAsia"/>
+        </w:rPr>
+        <w:t>3</w:t>
+      </w:r>
+      <w:r>
+        <w:rPr>
+          <w:rFonts w:hint="eastAsia"/>
+        </w:rPr>
+        <w:t>月</w:t>
+      </w:r>
+      <w:r>
+        <w:rPr>
+          <w:rFonts w:hint="eastAsia"/>
+        </w:rPr>
+        <w:t>3</w:t>
+      </w:r>
+      <w:r>
+        <w:rPr>
+          <w:rFonts w:hint="eastAsia"/>
+        </w:rPr>
+        <w:t>日，</w:t>
+      </w:r>
+      <w:r>
+        <w:t>欠付借款本金</w:t>
+      </w:r>
+      <w:r>
+        <w:t>{principal}</w:t>
+      </w:r>
+      <w:r>
+        <w:t>元、利息</w:t>
+      </w:r>
+      <w:r>
+        <w:t>{interest}</w:t>
+      </w:r>
+      <w:r>
+        <w:t>元、罚息</w:t>
+      </w:r>
+      <w:r>
+        <w:t>{penalty_cutoff}</w:t>
+      </w:r>
+      <w:r>
+        <w:t>元。</w:t>
       </w:r>
     </w:p>
     <w:p>
@@ -169,18 +815,28 @@
         <w:ind w:firstLine="560"/>
       </w:pPr>
       <w:r>
-        <w:t>案由：</w:t>
-      </w:r>
-      <w:r>
-        <w:t>{case_reason}</w:t>
-      </w:r>
-    </w:p>
-    <w:p>
-      <w:pPr>
-        <w:pStyle w:val="1"/>
-      </w:pPr>
-      <w:r>
-        <w:t>诉讼请求</w:t>
+        <w:t>《公司法》司法解释（二）第十九条规定：</w:t>
+      </w:r>
+      <w:r>
+        <w:t>“</w:t>
+      </w:r>
+      <w:r>
+        <w:t>有限责任公司的股东、股份有限公司的董事和控股股东，以及公司的实际控制人在公司解散后，恶意处置公司财产给债权人造成损失，或者未经依法清算，以虚假的清算报告骗取公司登记机关办理法人注销登记，债权人主张其对公司债务承担相应赔偿责任的，人民法院应依法予以支持。</w:t>
+      </w:r>
+      <w:r>
+        <w:t>”</w:t>
+      </w:r>
+      <w:r>
+        <w:t>第二十条规定：</w:t>
+      </w:r>
+      <w:r>
+        <w:t>“</w:t>
+      </w:r>
+      <w:r>
+        <w:t>公司解散应当在依法清算完毕后，申请办理注销登记。公司未经清算即办理注销登记，导致公司无法进行清算，债权人主张有限责任公司的股东、股份有限公司的董事和控股股东，以及公司的实际控制人对公司债务承担清偿责任的，人民法院应依法予以支持。公司未经依法清算即办理注销登记，股东或者第三人在公司登记机关办理注销登记时承诺对公司债务承担责任，债权人主张其对公司债务承担相应民事责任的，人民法院应依法予以支持。</w:t>
+      </w:r>
+      <w:r>
+        <w:t>”</w:t>
       </w:r>
     </w:p>
     <w:p>
@@ -188,645 +844,31 @@
         <w:ind w:firstLine="560"/>
       </w:pPr>
       <w:r>
-        <w:t>1</w:t>
-      </w:r>
-      <w:r>
-        <w:t>、请求判令</w:t>
+        <w:t>本案中，被告</w:t>
       </w:r>
       <w:r>
         <w:t>{def}</w:t>
       </w:r>
       <w:r>
-        <w:t>共同赔偿给原告借款本金</w:t>
-      </w:r>
-      <w:r>
-        <w:t>{principal}</w:t>
-      </w:r>
-      <w:r>
-        <w:t>元、利息</w:t>
-      </w:r>
-      <w:r>
-        <w:t>{interest}</w:t>
-      </w:r>
-      <w:r>
-        <w:t>元及罚息（截至</w:t>
-      </w:r>
-      <w:r>
-        <w:rPr>
-          <w:rFonts w:hint="eastAsia"/>
-        </w:rPr>
-        <w:t>2026</w:t>
-      </w:r>
-      <w:r>
-        <w:rPr>
-          <w:rFonts w:hint="eastAsia"/>
-        </w:rPr>
-        <w:t>年</w:t>
-      </w:r>
-      <w:r>
-        <w:rPr>
-          <w:rFonts w:hint="eastAsia"/>
-        </w:rPr>
-        <w:t>3</w:t>
-      </w:r>
-      <w:r>
-        <w:rPr>
-          <w:rFonts w:hint="eastAsia"/>
-        </w:rPr>
-        <w:t>月</w:t>
-      </w:r>
-      <w:r>
-        <w:rPr>
-          <w:rFonts w:hint="eastAsia"/>
-        </w:rPr>
-        <w:t>3</w:t>
-      </w:r>
-      <w:r>
-        <w:rPr>
-          <w:rFonts w:hint="eastAsia"/>
-        </w:rPr>
-        <w:t>日</w:t>
-      </w:r>
-      <w:r>
-        <w:t>的罚息为</w:t>
-      </w:r>
-      <w:r>
-        <w:t>{penalty_cutoff}</w:t>
-      </w:r>
-      <w:r>
-        <w:t>元，</w:t>
-      </w:r>
-      <w:r>
-        <w:t>此后的罚息以</w:t>
-      </w:r>
-      <w:r>
-        <w:t>{principal</w:t>
-      </w:r>
-      <w:r>
-        <w:rPr>
-          <w:rFonts w:hint="eastAsia"/>
-        </w:rPr>
-        <w:t>1</w:t>
-      </w:r>
-      <w:r>
-        <w:t>}</w:t>
-      </w:r>
-      <w:r>
-        <w:t>元为基数，按年利率</w:t>
-      </w:r>
-      <w:r>
-        <w:t>{penalty_cutoff1}</w:t>
-      </w:r>
-      <w:r>
-        <w:t>的标准</w:t>
-      </w:r>
-      <w:r>
-        <w:rPr>
-          <w:rFonts w:hint="eastAsia"/>
-        </w:rPr>
-        <w:t>；</w:t>
-      </w:r>
-      <w:r>
-        <w:t>以</w:t>
-      </w:r>
-      <w:r>
-        <w:t>{principal</w:t>
-      </w:r>
-      <w:r>
-        <w:rPr>
-          <w:rFonts w:hint="eastAsia"/>
-        </w:rPr>
-        <w:t>2</w:t>
-      </w:r>
-      <w:r>
-        <w:t>}</w:t>
-      </w:r>
-      <w:r>
-        <w:t>元为基数，按年利率</w:t>
-      </w:r>
-      <w:r>
-        <w:t>{penalty_cutoff</w:t>
-      </w:r>
-      <w:r>
-        <w:rPr>
-          <w:rFonts w:hint="eastAsia"/>
-        </w:rPr>
-        <w:t>2</w:t>
-      </w:r>
-      <w:r>
-        <w:t>}</w:t>
-      </w:r>
-      <w:r>
-        <w:t>的标准</w:t>
-      </w:r>
-      <w:r>
-        <w:rPr>
-          <w:rFonts w:hint="eastAsia"/>
-        </w:rPr>
-        <w:t>；</w:t>
-      </w:r>
-      <w:r>
-        <w:t>以</w:t>
-      </w:r>
-      <w:r>
-        <w:t>{principal</w:t>
-      </w:r>
-      <w:r>
-        <w:rPr>
-          <w:rFonts w:hint="eastAsia"/>
-        </w:rPr>
-        <w:t>3</w:t>
-      </w:r>
-      <w:r>
-        <w:t>}</w:t>
-      </w:r>
-      <w:r>
-        <w:t>元为基数，按年利率</w:t>
-      </w:r>
-      <w:r>
-        <w:t>{penalty_cutoff</w:t>
-      </w:r>
-      <w:r>
-        <w:rPr>
-          <w:rFonts w:hint="eastAsia"/>
-        </w:rPr>
-        <w:t>3</w:t>
-      </w:r>
-      <w:r>
-        <w:t>}</w:t>
-      </w:r>
-      <w:r>
-        <w:t>的标准</w:t>
-      </w:r>
-      <w:r>
-        <w:rPr>
-          <w:rFonts w:hint="eastAsia"/>
-        </w:rPr>
-        <w:t>，</w:t>
-      </w:r>
-      <w:r>
-        <w:t>从</w:t>
-      </w:r>
-      <w:r>
-        <w:rPr>
-          <w:rFonts w:hint="eastAsia"/>
-        </w:rPr>
-        <w:t>2026</w:t>
-      </w:r>
-      <w:r>
-        <w:rPr>
-          <w:rFonts w:hint="eastAsia"/>
-        </w:rPr>
-        <w:t>年</w:t>
-      </w:r>
-      <w:r>
-        <w:rPr>
-          <w:rFonts w:hint="eastAsia"/>
-        </w:rPr>
-        <w:t>3</w:t>
-      </w:r>
-      <w:r>
-        <w:rPr>
-          <w:rFonts w:hint="eastAsia"/>
-        </w:rPr>
-        <w:t>月</w:t>
-      </w:r>
-      <w:r>
-        <w:rPr>
-          <w:rFonts w:hint="eastAsia"/>
-        </w:rPr>
-        <w:t>4</w:t>
-      </w:r>
-      <w:r>
-        <w:rPr>
-          <w:rFonts w:hint="eastAsia"/>
-        </w:rPr>
-        <w:t>日</w:t>
-      </w:r>
-      <w:r>
-        <w:t>起计算至实际清偿之日止）</w:t>
-      </w:r>
-      <w:r>
-        <w:t>；</w:t>
-      </w:r>
-    </w:p>
-    <w:p>
-      <w:pPr>
-        <w:ind w:firstLine="560"/>
-      </w:pPr>
-      <w:r>
-        <w:t>2</w:t>
-      </w:r>
-      <w:r>
-        <w:t>、请求判令本案诉讼费、保全费由</w:t>
-      </w:r>
-      <w:r>
-        <w:t>{def}</w:t>
-      </w:r>
-      <w:r>
-        <w:t>承担。</w:t>
-      </w:r>
-    </w:p>
-    <w:p>
-      <w:pPr>
-        <w:pStyle w:val="1"/>
-      </w:pPr>
-      <w:r>
-        <w:t>事实和理由</w:t>
-      </w:r>
-    </w:p>
-    <w:p>
-      <w:pPr>
-        <w:ind w:firstLine="560"/>
-      </w:pPr>
-      <w:r>
-        <w:t>{target_company}</w:t>
-      </w:r>
-      <w:r>
-        <w:t>（以下简称</w:t>
+        <w:t>作为</w:t>
       </w:r>
       <w:r>
         <w:t>{company_abbr}</w:t>
       </w:r>
       <w:r>
-        <w:t>）于</w:t>
-      </w:r>
-      <w:r>
-        <w:t>{company_establish}</w:t>
-      </w:r>
-      <w:r>
-        <w:t>成立，注册资本</w:t>
-      </w:r>
-      <w:r>
-        <w:t>{company_capital}</w:t>
-      </w:r>
-      <w:r>
-        <w:t>，住所地位于</w:t>
-      </w:r>
-      <w:r>
-        <w:t>{company_addr}</w:t>
-      </w:r>
-      <w:r>
-        <w:t>，登记机关为</w:t>
-      </w:r>
-      <w:r>
-        <w:t>{company_reg}</w:t>
-      </w:r>
-      <w:r>
-        <w:t>。</w:t>
-      </w:r>
-      <w:r>
-        <w:t>{def}</w:t>
-      </w:r>
-      <w:r>
-        <w:t>系</w:t>
-      </w:r>
-      <w:r>
-        <w:t>{company_abbr}</w:t>
-      </w:r>
-      <w:r>
-        <w:t>股东，分别持股</w:t>
-      </w:r>
-      <w:r>
-        <w:t>{def1_share}</w:t>
-      </w:r>
-      <w:r>
-        <w:t>、</w:t>
-      </w:r>
-      <w:r>
-        <w:t>{def2_share}</w:t>
-      </w:r>
-      <w:r>
-        <w:t>，</w:t>
-      </w:r>
-      <w:r>
-        <w:t>{capital_status}</w:t>
-      </w:r>
-      <w:r>
-        <w:t>，认缴出资日期为</w:t>
-      </w:r>
-      <w:r>
-        <w:t>{subscribe_date}</w:t>
-      </w:r>
-      <w:r>
-        <w:t>。</w:t>
-      </w:r>
-      <w:r>
-        <w:t>{company_cancel_approve}</w:t>
-      </w:r>
-      <w:r>
-        <w:t>，</w:t>
-      </w:r>
-      <w:r>
-        <w:t>{company_abbr}</w:t>
-      </w:r>
-      <w:r>
-        <w:rPr>
-          <w:rFonts w:hint="eastAsia"/>
-        </w:rPr>
-        <w:t>向</w:t>
-      </w:r>
-      <w:r>
-        <w:t>{company_reg}</w:t>
-      </w:r>
-      <w:r>
-        <w:t>申请</w:t>
+        <w:t>的股东，</w:t>
+      </w:r>
+      <w:proofErr w:type="gramStart"/>
+      <w:r>
+        <w:t>作出</w:t>
+      </w:r>
+      <w:proofErr w:type="gramEnd"/>
+      <w:r>
+        <w:t>虚假承诺</w:t>
       </w:r>
       <w:r>
         <w:lastRenderedPageBreak/>
-        <w:t>注销登记，</w:t>
-      </w:r>
-      <w:r>
-        <w:t>{def}</w:t>
-      </w:r>
-      <w:r>
-        <w:t>提交了《</w:t>
-      </w:r>
-      <w:r>
-        <w:t>{cancel_doc}</w:t>
-      </w:r>
-      <w:r>
-        <w:t>》，承诺本企业在申请注销登记前已将债权债务清算完毕，不存</w:t>
-      </w:r>
-      <w:r>
-        <w:rPr>
-          <w:rFonts w:hint="eastAsia"/>
-        </w:rPr>
-        <w:t>在</w:t>
-      </w:r>
-      <w:r>
-        <w:t>未了结事务，清算工作已全面完结。</w:t>
-      </w:r>
-      <w:r>
-        <w:t>{company_reg}</w:t>
-      </w:r>
-      <w:r>
-        <w:t>于</w:t>
-      </w:r>
-      <w:r>
-        <w:t>{company_cancel_approve}</w:t>
-      </w:r>
-      <w:r>
-        <w:t>准予</w:t>
-      </w:r>
-      <w:r>
-        <w:t>{company_abbr}</w:t>
-      </w:r>
-      <w:r>
-        <w:t>注销登记。</w:t>
-      </w:r>
-      <w:r>
-        <w:t>{def}</w:t>
-      </w:r>
-      <w:r>
-        <w:t>在办理公司注销的过程中，未通知原告申报债权。</w:t>
-      </w:r>
-    </w:p>
-    <w:p>
-      <w:pPr>
-        <w:ind w:firstLine="560"/>
-      </w:pPr>
-      <w:r>
-        <w:t>{loan_quota_date</w:t>
-      </w:r>
-      <w:r>
-        <w:rPr>
-          <w:rFonts w:hint="eastAsia"/>
-        </w:rPr>
-        <w:t>1</w:t>
-      </w:r>
-      <w:r>
-        <w:t>}</w:t>
-      </w:r>
-      <w:r>
-        <w:rPr>
-          <w:rFonts w:hint="eastAsia"/>
-        </w:rPr>
-        <w:t>、</w:t>
-      </w:r>
-      <w:r>
-        <w:t>{loan_quota_date</w:t>
-      </w:r>
-      <w:r>
-        <w:rPr>
-          <w:rFonts w:hint="eastAsia"/>
-        </w:rPr>
-        <w:t>2</w:t>
-      </w:r>
-      <w:r>
-        <w:t>}</w:t>
-      </w:r>
-      <w:r>
-        <w:t>，原告与</w:t>
-      </w:r>
-      <w:r>
-        <w:t>{company_abbr}</w:t>
-      </w:r>
-      <w:r>
-        <w:t>签订《借款额度合同》</w:t>
-      </w:r>
-      <w:r>
-        <w:rPr>
-          <w:rFonts w:hint="eastAsia"/>
-        </w:rPr>
-        <w:t>，共</w:t>
-      </w:r>
-      <w:r>
-        <w:t>{loan_quota</w:t>
-      </w:r>
-      <w:r>
-        <w:rPr>
-          <w:rFonts w:hint="eastAsia"/>
-        </w:rPr>
-        <w:t>_num}</w:t>
-      </w:r>
-      <w:r>
-        <w:rPr>
-          <w:rFonts w:hint="eastAsia"/>
-        </w:rPr>
-        <w:t>份</w:t>
-      </w:r>
-      <w:r>
-        <w:t>，约定原告为</w:t>
-      </w:r>
-      <w:r>
-        <w:t>{company_abbr}</w:t>
-      </w:r>
-      <w:r>
-        <w:t>提供借款。</w:t>
-      </w:r>
-      <w:r>
-        <w:rPr>
-          <w:rFonts w:hint="eastAsia"/>
-        </w:rPr>
-        <w:t>随后，</w:t>
-      </w:r>
-      <w:r>
-        <w:t>{company_abbr}</w:t>
-      </w:r>
-      <w:r>
-        <w:t>向原告借款并签订</w:t>
-      </w:r>
-      <w:r>
-        <w:t>{loan_contract_num}</w:t>
-      </w:r>
-      <w:r>
-        <w:t>份《借款</w:t>
-      </w:r>
-      <w:r>
-        <w:rPr>
-          <w:rFonts w:hint="eastAsia"/>
-        </w:rPr>
-        <w:t>借据</w:t>
-      </w:r>
-      <w:r>
-        <w:t>》，借款本金合计</w:t>
-      </w:r>
-      <w:r>
-        <w:t>{loan_total}</w:t>
-      </w:r>
-      <w:r>
-        <w:t>元，借款用途</w:t>
-      </w:r>
-      <w:r>
-        <w:rPr>
-          <w:rFonts w:hint="eastAsia"/>
-        </w:rPr>
-        <w:t>为企业流动资金周转</w:t>
-      </w:r>
-      <w:r>
-        <w:t>。原告已依约向</w:t>
-      </w:r>
-      <w:r>
-        <w:t>{company_abbr}</w:t>
-      </w:r>
-      <w:r>
-        <w:t>提供相应借款，并发放至公司</w:t>
-      </w:r>
-      <w:r>
-        <w:rPr>
-          <w:rFonts w:hint="eastAsia"/>
-        </w:rPr>
-        <w:t>银行</w:t>
-      </w:r>
-      <w:r>
-        <w:t>账户。</w:t>
-      </w:r>
-      <w:r>
-        <w:t>{company_abbr}</w:t>
-      </w:r>
-      <w:r>
-        <w:t>获取借款后未依约足额还款，截止至</w:t>
-      </w:r>
-      <w:r>
-        <w:rPr>
-          <w:rFonts w:hint="eastAsia"/>
-        </w:rPr>
-        <w:t>2026</w:t>
-      </w:r>
-      <w:r>
-        <w:rPr>
-          <w:rFonts w:hint="eastAsia"/>
-        </w:rPr>
-        <w:t>年</w:t>
-      </w:r>
-      <w:r>
-        <w:rPr>
-          <w:rFonts w:hint="eastAsia"/>
-        </w:rPr>
-        <w:t>3</w:t>
-      </w:r>
-      <w:r>
-        <w:rPr>
-          <w:rFonts w:hint="eastAsia"/>
-        </w:rPr>
-        <w:t>月</w:t>
-      </w:r>
-      <w:r>
-        <w:rPr>
-          <w:rFonts w:hint="eastAsia"/>
-        </w:rPr>
-        <w:t>3</w:t>
-      </w:r>
-      <w:r>
-        <w:rPr>
-          <w:rFonts w:hint="eastAsia"/>
-        </w:rPr>
-        <w:t>日，</w:t>
-      </w:r>
-      <w:r>
-        <w:t>欠付借款本金</w:t>
-      </w:r>
-      <w:r>
-        <w:t>{principal}</w:t>
-      </w:r>
-      <w:r>
-        <w:t>元、利息</w:t>
-      </w:r>
-      <w:r>
-        <w:t>{interest}</w:t>
-      </w:r>
-      <w:r>
-        <w:t>元、罚息</w:t>
-      </w:r>
-      <w:r>
-        <w:t>{penalty_cutoff}</w:t>
-      </w:r>
-      <w:r>
-        <w:t>元。</w:t>
-      </w:r>
-    </w:p>
-    <w:p>
-      <w:pPr>
-        <w:ind w:firstLine="560"/>
-      </w:pPr>
-      <w:r>
-        <w:t>《公司法》司法解释（二）第十九条规定：</w:t>
-      </w:r>
-      <w:r>
-        <w:t>“</w:t>
-      </w:r>
-      <w:r>
-        <w:t>有限责任公司的股东、股份有限公司的董事和控股股东，以及公司的实际控制人在公司解散后，恶意处置公司财产给债权人造成损失，或者未经依法清算，以虚假的清算报告骗取公司登记机关办理法人注销登记，债权人主张其对公司债务承担相应赔偿责任的，人民法院应依法予以支持。</w:t>
-      </w:r>
-      <w:r>
-        <w:t>”</w:t>
-      </w:r>
-      <w:r>
-        <w:t>第二十条规定：</w:t>
-      </w:r>
-      <w:r>
-        <w:t>“</w:t>
-      </w:r>
-      <w:r>
-        <w:t>公司解散应当在依法清算完毕后，申请办理注销登记。公司未经清算即办理注销登记，导致公司无法进行清算，债权人主张有限责任公司的股东、股份有限公司的董事和控股股东，以及公司的实际控制人对公司债务承担清偿责任的，人民法院应依法予以支持。公司未经依法清算即办理注销登记，股东或者第三人在公司登记机关办理注销登记时承诺对公司债务承担责任，债权人主张其对公司债务承担相应民事责任的，人民法院应依法予以支</w:t>
-      </w:r>
-      <w:r>
-        <w:lastRenderedPageBreak/>
-        <w:t>持。</w:t>
-      </w:r>
-      <w:r>
-        <w:t>”</w:t>
-      </w:r>
-    </w:p>
-    <w:p>
-      <w:pPr>
-        <w:ind w:firstLine="560"/>
-      </w:pPr>
-      <w:r>
-        <w:t>本案中，被告</w:t>
-      </w:r>
-      <w:r>
-        <w:t>{def}</w:t>
-      </w:r>
-      <w:r>
-        <w:t>作为</w:t>
-      </w:r>
-      <w:r>
-        <w:t>{company_abbr}</w:t>
-      </w:r>
-      <w:r>
-        <w:t>的股东，作出虚假承诺骗取公司登记机关办理法人注销登记，</w:t>
+        <w:t>骗取公司登记机关办理法人注销登记，</w:t>
       </w:r>
       <w:r>
         <w:rPr>
@@ -841,7 +883,15 @@
         <w:t>故</w:t>
       </w:r>
       <w:r>
-        <w:t>均应对案涉债务承担赔偿责任。被告住所地为</w:t>
+        <w:t>均</w:t>
+      </w:r>
+      <w:proofErr w:type="gramStart"/>
+      <w:r>
+        <w:t>应对案涉</w:t>
+      </w:r>
+      <w:proofErr w:type="gramEnd"/>
+      <w:r>
+        <w:t>债务承担赔偿责任。被告住所地为</w:t>
       </w:r>
       <w:r>
         <w:t>{def1_addr}</w:t>
